--- a/docs/PROJECT-HANDBOOK.docx
+++ b/docs/PROJECT-HANDBOOK.docx
@@ -3804,11 +3804,95 @@
       </w:r>
     </w:p>
     <w:p>
+      <w:r>
+        <w:t xml:space="preserve">The repository's </w:t>
+      </w:r>
+      <w:r>
+        <w:rPr>
+          <w:rFonts w:ascii="Consolas" w:hAnsi="Consolas"/>
+          <w:color w:val="B03060"/>
+        </w:rPr>
+        <w:t>Revised Sprint 1 Deliverables/</w:t>
+      </w:r>
+      <w:r>
+        <w:t xml:space="preserve"> holds the revised Markdown sources and Word exports. The </w:t>
+      </w:r>
+      <w:r>
+        <w:rPr>
+          <w:rFonts w:ascii="Consolas" w:hAnsi="Consolas"/>
+          <w:color w:val="B03060"/>
+        </w:rPr>
+        <w:t>Sprint 1.1</w:t>
+      </w:r>
+      <w:r>
+        <w:t xml:space="preserve">, </w:t>
+      </w:r>
+      <w:r>
+        <w:rPr>
+          <w:rFonts w:ascii="Consolas" w:hAnsi="Consolas"/>
+          <w:color w:val="B03060"/>
+        </w:rPr>
+        <w:t>1.3</w:t>
+      </w:r>
+      <w:r>
+        <w:t xml:space="preserve">, </w:t>
+      </w:r>
+      <w:r>
+        <w:rPr>
+          <w:rFonts w:ascii="Consolas" w:hAnsi="Consolas"/>
+          <w:color w:val="B03060"/>
+        </w:rPr>
+        <w:t>1.4</w:t>
+      </w:r>
+      <w:r>
+        <w:t xml:space="preserve"> and </w:t>
+      </w:r>
+      <w:r>
+        <w:rPr>
+          <w:rFonts w:ascii="Consolas" w:hAnsi="Consolas"/>
+          <w:color w:val="B03060"/>
+        </w:rPr>
+        <w:t>1.5</w:t>
+      </w:r>
+      <w:r>
+        <w:t xml:space="preserve"> Word filenames are submission copies of the scope, risks, acceptance tests and stories respectively. Regenerate both Word filenames from the matching Markdown using </w:t>
+      </w:r>
+      <w:r>
+        <w:rPr>
+          <w:rFonts w:ascii="Consolas" w:hAnsi="Consolas"/>
+          <w:color w:val="B03060"/>
+        </w:rPr>
+        <w:t>scripts/build_handbook.py --source SOURCE.md --output OUTPUT.docx</w:t>
+      </w:r>
+      <w:r>
+        <w:t xml:space="preserve"> when editing them. </w:t>
+      </w:r>
+      <w:r>
+        <w:rPr>
+          <w:rFonts w:ascii="Consolas" w:hAnsi="Consolas"/>
+          <w:color w:val="B03060"/>
+        </w:rPr>
+        <w:t>Sprint 1.2 Skills and Resources Audit.docx</w:t>
+      </w:r>
+      <w:r>
+        <w:t xml:space="preserve"> is the retained </w:t>
+      </w:r>
+      <w:r>
+        <w:rPr>
+          <w:b/>
+        </w:rPr>
+        <w:t>12 August baseline</w:t>
+      </w:r>
+      <w:r>
+        <w:t>, not a current hardware or access inventory; use the revised risk register and status below for later findings.</w:t>
+      </w:r>
+    </w:p>
+    <w:p>
       <w:pPr>
         <w:pStyle w:val="Heading2"/>
       </w:pPr>
       <w:r>
-        <w:t>9. Current status — 5 September 2026</w:t>
+        <w:t>9. Current status — 6 September 2026</w:t>
       </w:r>
     </w:p>
     <w:tbl>
@@ -3896,7 +3980,17 @@
           <w:p>
             <w:r/>
             <w:r>
-              <w:t>Devkit installed, exploration under way</w:t>
+              <w:t xml:space="preserve">Mini exploration and survey merged; FCOS3D camera-only zero-shot submission reports mAP 0.0000 over 80 </w:t>
+            </w:r>
+            <w:r>
+              <w:rPr>
+                <w:rFonts w:ascii="Consolas" w:hAnsi="Consolas"/>
+                <w:color w:val="B03060"/>
+              </w:rPr>
+              <w:t>mini_val</w:t>
+            </w:r>
+            <w:r>
+              <w:t xml:space="preserve"> sample tokens</w:t>
             </w:r>
           </w:p>
         </w:tc>
@@ -3923,7 +4017,7 @@
           <w:p>
             <w:r/>
             <w:r>
-              <w:t>In progress</w:t>
+              <w:t>Mini statistics and selected multimodal loading merged; shared survey and result records still needed</w:t>
             </w:r>
           </w:p>
         </w:tc>
@@ -4033,10 +4127,10 @@
         <w:rPr>
           <w:b/>
         </w:rPr>
-        <w:t>No complete benchmark number yet.</w:t>
+        <w:t>No full-dataset or matched sensor benchmark yet.</w:t>
       </w:r>
       <w:r>
-        <w:t xml:space="preserve"> The one model run is 1% of a split and recorded as diagnostics, not metrics.</w:t>
+        <w:t xml:space="preserve"> GOOSE remains 10/961 frames. FCOS3D's scored submission has 959 boxes in 63 nonempty entries; completion of its 17 empty entries needs logs because the runner pre-fills them. Camera-height/domain shift is an untested explanation for the zero, not a verified cause or range result.</w:t>
       </w:r>
     </w:p>
     <w:p>
@@ -4047,10 +4141,10 @@
         <w:rPr>
           <w:b/>
         </w:rPr>
-        <w:t>Kaya is the compute blocker</w:t>
+        <w:t>Kaya access remains unresolved.</w:t>
       </w:r>
       <w:r>
-        <w:t>, and it depends on one person outside the team.</w:t>
+        <w:t xml:space="preserve"> CPU camera inference and bounded local GOOSE inference have worked; the team and PI still need to confirm application responsibilities.</w:t>
       </w:r>
     </w:p>
     <w:p>
